--- a/reports/projects/4.6_Report.docx
+++ b/reports/projects/4.6_Report.docx
@@ -64,7 +64,7 @@
           <w:szCs w:val="19"/>
           <w:rFonts w:ascii="Cambria" w:cs="Cambria" w:eastAsia="Cambria" w:hAnsi="Cambria"/>
         </w:rPr>
-        <w:t xml:space="preserve">July 22, 2026</w:t>
+        <w:t xml:space="preserve">July 23, 2026</w:t>
       </w:r>
     </w:p>
     <w:tbl>
@@ -1060,7 +1060,7 @@
         <w:szCs w:val="14"/>
         <w:rFonts w:ascii="Cambria" w:cs="Cambria" w:eastAsia="Cambria" w:hAnsi="Cambria"/>
       </w:rPr>
-      <w:t xml:space="preserve">Generated July 22, 2026  |  California Community Colleges  |  CPL Initiative</w:t>
+      <w:t xml:space="preserve">Generated July 23, 2026  |  California Community Colleges  |  CPL Initiative</w:t>
     </w:r>
     <w:r>
       <w:rPr>

--- a/reports/projects/4.6_Report.docx
+++ b/reports/projects/4.6_Report.docx
@@ -64,7 +64,7 @@
           <w:szCs w:val="19"/>
           <w:rFonts w:ascii="Cambria" w:cs="Cambria" w:eastAsia="Cambria" w:hAnsi="Cambria"/>
         </w:rPr>
-        <w:t xml:space="preserve">July 23, 2026</w:t>
+        <w:t xml:space="preserve">July 24, 2026</w:t>
       </w:r>
     </w:p>
     <w:tbl>
@@ -965,7 +965,7 @@
           <w:szCs w:val="18"/>
           <w:rFonts w:ascii="Cambria" w:cs="Cambria" w:eastAsia="Cambria" w:hAnsi="Cambria"/>
         </w:rPr>
-        <w:t xml:space="preserve">Date: 2026-07-02</w:t>
+        <w:t xml:space="preserve">Date: 2026-07-23</w:t>
       </w:r>
     </w:p>
     <w:p>
@@ -979,7 +979,7 @@
           <w:szCs w:val="21"/>
           <w:rFonts w:ascii="Cambria" w:cs="Cambria" w:eastAsia="Cambria" w:hAnsi="Cambria"/>
         </w:rPr>
-        <w:t xml:space="preserve">A draft outcomes-based funding model has been developed using three key metrics to demonstrate funding potential for each college in the system. This model will support a future public dashboard enabling colleges to monitor their outcomes and funding performance in real-time.</w:t>
+        <w:t xml:space="preserve">SB 135 and AB 135 were enacted, providing $7 million in ongoing funding for CPL Initiative operations, technical assistance, faculty workgroups, technology development, partnerships, and intersegmental collaboration, plus $35 million to support college awards based on CPL outcomes, projects, and innovations. The Chancellor's Office has drafted a two-year college funding model, with finalization expected in August 2026, field deployment in October 2026, and first disbursements planned for November or December 2026. Link to bills: https://legiscan.com/CA/text/AB135/id/3044016</w:t>
       </w:r>
     </w:p>
     <w:p>
@@ -1060,7 +1060,7 @@
         <w:szCs w:val="14"/>
         <w:rFonts w:ascii="Cambria" w:cs="Cambria" w:eastAsia="Cambria" w:hAnsi="Cambria"/>
       </w:rPr>
-      <w:t xml:space="preserve">Generated July 23, 2026  |  California Community Colleges  |  CPL Initiative</w:t>
+      <w:t xml:space="preserve">Generated July 24, 2026  |  California Community Colleges  |  CPL Initiative</w:t>
     </w:r>
     <w:r>
       <w:rPr>

--- a/reports/projects/4.6_Report.docx
+++ b/reports/projects/4.6_Report.docx
@@ -64,7 +64,7 @@
           <w:szCs w:val="19"/>
           <w:rFonts w:ascii="Cambria" w:cs="Cambria" w:eastAsia="Cambria" w:hAnsi="Cambria"/>
         </w:rPr>
-        <w:t xml:space="preserve">July 24, 2026</w:t>
+        <w:t xml:space="preserve">July 25, 2026</w:t>
       </w:r>
     </w:p>
     <w:tbl>
@@ -1060,7 +1060,7 @@
         <w:szCs w:val="14"/>
         <w:rFonts w:ascii="Cambria" w:cs="Cambria" w:eastAsia="Cambria" w:hAnsi="Cambria"/>
       </w:rPr>
-      <w:t xml:space="preserve">Generated July 24, 2026  |  California Community Colleges  |  CPL Initiative</w:t>
+      <w:t xml:space="preserve">Generated July 25, 2026  |  California Community Colleges  |  CPL Initiative</w:t>
     </w:r>
     <w:r>
       <w:rPr>

--- a/reports/projects/4.6_Report.docx
+++ b/reports/projects/4.6_Report.docx
@@ -64,7 +64,7 @@
           <w:szCs w:val="19"/>
           <w:rFonts w:ascii="Cambria" w:cs="Cambria" w:eastAsia="Cambria" w:hAnsi="Cambria"/>
         </w:rPr>
-        <w:t xml:space="preserve">July 25, 2026</w:t>
+        <w:t xml:space="preserve">July 26, 2026</w:t>
       </w:r>
     </w:p>
     <w:tbl>
@@ -1060,7 +1060,7 @@
         <w:szCs w:val="14"/>
         <w:rFonts w:ascii="Cambria" w:cs="Cambria" w:eastAsia="Cambria" w:hAnsi="Cambria"/>
       </w:rPr>
-      <w:t xml:space="preserve">Generated July 25, 2026  |  California Community Colleges  |  CPL Initiative</w:t>
+      <w:t xml:space="preserve">Generated July 26, 2026  |  California Community Colleges  |  CPL Initiative</w:t>
     </w:r>
     <w:r>
       <w:rPr>

--- a/reports/projects/4.6_Report.docx
+++ b/reports/projects/4.6_Report.docx
@@ -64,7 +64,7 @@
           <w:szCs w:val="19"/>
           <w:rFonts w:ascii="Cambria" w:cs="Cambria" w:eastAsia="Cambria" w:hAnsi="Cambria"/>
         </w:rPr>
-        <w:t xml:space="preserve">July 26, 2026</w:t>
+        <w:t xml:space="preserve">July 27, 2026</w:t>
       </w:r>
     </w:p>
     <w:tbl>
@@ -1060,7 +1060,7 @@
         <w:szCs w:val="14"/>
         <w:rFonts w:ascii="Cambria" w:cs="Cambria" w:eastAsia="Cambria" w:hAnsi="Cambria"/>
       </w:rPr>
-      <w:t xml:space="preserve">Generated July 26, 2026  |  California Community Colleges  |  CPL Initiative</w:t>
+      <w:t xml:space="preserve">Generated July 27, 2026  |  California Community Colleges  |  CPL Initiative</w:t>
     </w:r>
     <w:r>
       <w:rPr>

--- a/reports/projects/4.6_Report.docx
+++ b/reports/projects/4.6_Report.docx
@@ -498,7 +498,7 @@
                 <w:szCs w:val="20"/>
                 <w:rFonts w:ascii="Cambria" w:cs="Cambria" w:eastAsia="Cambria" w:hAnsi="Cambria"/>
               </w:rPr>
-              <w:t xml:space="preserve">N/A</w:t>
+              <w:t xml:space="preserve">6</w:t>
             </w:r>
           </w:p>
         </w:tc>
@@ -568,7 +568,7 @@
                 <w:szCs w:val="20"/>
                 <w:rFonts w:ascii="Cambria" w:cs="Cambria" w:eastAsia="Cambria" w:hAnsi="Cambria"/>
               </w:rPr>
-              <w:t xml:space="preserve">N/A</w:t>
+              <w:t xml:space="preserve">10</w:t>
             </w:r>
           </w:p>
         </w:tc>
@@ -638,7 +638,7 @@
                 <w:szCs w:val="20"/>
                 <w:rFonts w:ascii="Cambria" w:cs="Cambria" w:eastAsia="Cambria" w:hAnsi="Cambria"/>
               </w:rPr>
-              <w:t xml:space="preserve">3/—</w:t>
+              <w:t xml:space="preserve">3/1</w:t>
             </w:r>
           </w:p>
         </w:tc>
@@ -708,7 +708,7 @@
                 <w:szCs w:val="20"/>
                 <w:rFonts w:ascii="Cambria" w:cs="Cambria" w:eastAsia="Cambria" w:hAnsi="Cambria"/>
               </w:rPr>
-              <w:t xml:space="preserve">3/—</w:t>
+              <w:t xml:space="preserve">3/3</w:t>
             </w:r>
           </w:p>
         </w:tc>
@@ -778,7 +778,7 @@
                 <w:szCs w:val="20"/>
                 <w:rFonts w:ascii="Cambria" w:cs="Cambria" w:eastAsia="Cambria" w:hAnsi="Cambria"/>
               </w:rPr>
-              <w:t xml:space="preserve">3/—</w:t>
+              <w:t xml:space="preserve">3/4</w:t>
             </w:r>
           </w:p>
         </w:tc>
@@ -848,7 +848,7 @@
                 <w:szCs w:val="20"/>
                 <w:rFonts w:ascii="Cambria" w:cs="Cambria" w:eastAsia="Cambria" w:hAnsi="Cambria"/>
               </w:rPr>
-              <w:t xml:space="preserve">3/—</w:t>
+              <w:t xml:space="preserve">3/5</w:t>
             </w:r>
           </w:p>
         </w:tc>
@@ -918,7 +918,7 @@
                 <w:szCs w:val="20"/>
                 <w:rFonts w:ascii="Cambria" w:cs="Cambria" w:eastAsia="Cambria" w:hAnsi="Cambria"/>
               </w:rPr>
-              <w:t xml:space="preserve">3/—</w:t>
+              <w:t xml:space="preserve">3/6</w:t>
             </w:r>
           </w:p>
         </w:tc>

--- a/reports/projects/4.6_Report.docx
+++ b/reports/projects/4.6_Report.docx
@@ -64,7 +64,7 @@
           <w:szCs w:val="19"/>
           <w:rFonts w:ascii="Cambria" w:cs="Cambria" w:eastAsia="Cambria" w:hAnsi="Cambria"/>
         </w:rPr>
-        <w:t xml:space="preserve">July 27, 2026</w:t>
+        <w:t xml:space="preserve">July 28, 2026</w:t>
       </w:r>
     </w:p>
     <w:tbl>
@@ -1060,7 +1060,7 @@
         <w:szCs w:val="14"/>
         <w:rFonts w:ascii="Cambria" w:cs="Cambria" w:eastAsia="Cambria" w:hAnsi="Cambria"/>
       </w:rPr>
-      <w:t xml:space="preserve">Generated July 27, 2026  |  California Community Colleges  |  CPL Initiative</w:t>
+      <w:t xml:space="preserve">Generated July 28, 2026  |  California Community Colleges  |  CPL Initiative</w:t>
     </w:r>
     <w:r>
       <w:rPr>

--- a/reports/projects/4.6_Report.docx
+++ b/reports/projects/4.6_Report.docx
@@ -64,7 +64,7 @@
           <w:szCs w:val="19"/>
           <w:rFonts w:ascii="Cambria" w:cs="Cambria" w:eastAsia="Cambria" w:hAnsi="Cambria"/>
         </w:rPr>
-        <w:t xml:space="preserve">July 28, 2026</w:t>
+        <w:t xml:space="preserve">July 29, 2026</w:t>
       </w:r>
     </w:p>
     <w:tbl>
@@ -1060,7 +1060,7 @@
         <w:szCs w:val="14"/>
         <w:rFonts w:ascii="Cambria" w:cs="Cambria" w:eastAsia="Cambria" w:hAnsi="Cambria"/>
       </w:rPr>
-      <w:t xml:space="preserve">Generated July 28, 2026  |  California Community Colleges  |  CPL Initiative</w:t>
+      <w:t xml:space="preserve">Generated July 29, 2026  |  California Community Colleges  |  CPL Initiative</w:t>
     </w:r>
     <w:r>
       <w:rPr>

--- a/reports/projects/4.6_Report.docx
+++ b/reports/projects/4.6_Report.docx
@@ -64,7 +64,7 @@
           <w:szCs w:val="19"/>
           <w:rFonts w:ascii="Cambria" w:cs="Cambria" w:eastAsia="Cambria" w:hAnsi="Cambria"/>
         </w:rPr>
-        <w:t xml:space="preserve">July 29, 2026</w:t>
+        <w:t xml:space="preserve">July 30, 2026</w:t>
       </w:r>
     </w:p>
     <w:tbl>
@@ -1060,7 +1060,7 @@
         <w:szCs w:val="14"/>
         <w:rFonts w:ascii="Cambria" w:cs="Cambria" w:eastAsia="Cambria" w:hAnsi="Cambria"/>
       </w:rPr>
-      <w:t xml:space="preserve">Generated July 29, 2026  |  California Community Colleges  |  CPL Initiative</w:t>
+      <w:t xml:space="preserve">Generated July 30, 2026  |  California Community Colleges  |  CPL Initiative</w:t>
     </w:r>
     <w:r>
       <w:rPr>

--- a/reports/projects/4.6_Report.docx
+++ b/reports/projects/4.6_Report.docx
@@ -64,7 +64,7 @@
           <w:szCs w:val="19"/>
           <w:rFonts w:ascii="Cambria" w:cs="Cambria" w:eastAsia="Cambria" w:hAnsi="Cambria"/>
         </w:rPr>
-        <w:t xml:space="preserve">July 30, 2026</w:t>
+        <w:t xml:space="preserve">July 31, 2026</w:t>
       </w:r>
     </w:p>
     <w:tbl>
@@ -1060,7 +1060,7 @@
         <w:szCs w:val="14"/>
         <w:rFonts w:ascii="Cambria" w:cs="Cambria" w:eastAsia="Cambria" w:hAnsi="Cambria"/>
       </w:rPr>
-      <w:t xml:space="preserve">Generated July 30, 2026  |  California Community Colleges  |  CPL Initiative</w:t>
+      <w:t xml:space="preserve">Generated July 31, 2026  |  California Community Colleges  |  CPL Initiative</w:t>
     </w:r>
     <w:r>
       <w:rPr>

--- a/reports/projects/4.6_Report.docx
+++ b/reports/projects/4.6_Report.docx
@@ -64,7 +64,7 @@
           <w:szCs w:val="19"/>
           <w:rFonts w:ascii="Cambria" w:cs="Cambria" w:eastAsia="Cambria" w:hAnsi="Cambria"/>
         </w:rPr>
-        <w:t xml:space="preserve">July 31, 2026</w:t>
+        <w:t xml:space="preserve">August 1, 2026</w:t>
       </w:r>
     </w:p>
     <w:tbl>
@@ -1060,7 +1060,7 @@
         <w:szCs w:val="14"/>
         <w:rFonts w:ascii="Cambria" w:cs="Cambria" w:eastAsia="Cambria" w:hAnsi="Cambria"/>
       </w:rPr>
-      <w:t xml:space="preserve">Generated July 31, 2026  |  California Community Colleges  |  CPL Initiative</w:t>
+      <w:t xml:space="preserve">Generated August 1, 2026  |  California Community Colleges  |  CPL Initiative</w:t>
     </w:r>
     <w:r>
       <w:rPr>

--- a/reports/projects/4.6_Report.docx
+++ b/reports/projects/4.6_Report.docx
@@ -64,7 +64,7 @@
           <w:szCs w:val="19"/>
           <w:rFonts w:ascii="Cambria" w:cs="Cambria" w:eastAsia="Cambria" w:hAnsi="Cambria"/>
         </w:rPr>
-        <w:t xml:space="preserve">August 1, 2026</w:t>
+        <w:t xml:space="preserve">August 2, 2026</w:t>
       </w:r>
     </w:p>
     <w:tbl>
@@ -1060,7 +1060,7 @@
         <w:szCs w:val="14"/>
         <w:rFonts w:ascii="Cambria" w:cs="Cambria" w:eastAsia="Cambria" w:hAnsi="Cambria"/>
       </w:rPr>
-      <w:t xml:space="preserve">Generated August 1, 2026  |  California Community Colleges  |  CPL Initiative</w:t>
+      <w:t xml:space="preserve">Generated August 2, 2026  |  California Community Colleges  |  CPL Initiative</w:t>
     </w:r>
     <w:r>
       <w:rPr>

--- a/reports/projects/4.6_Report.docx
+++ b/reports/projects/4.6_Report.docx
@@ -64,7 +64,7 @@
           <w:szCs w:val="19"/>
           <w:rFonts w:ascii="Cambria" w:cs="Cambria" w:eastAsia="Cambria" w:hAnsi="Cambria"/>
         </w:rPr>
-        <w:t xml:space="preserve">August 2, 2026</w:t>
+        <w:t xml:space="preserve">August 3, 2026</w:t>
       </w:r>
     </w:p>
     <w:tbl>
@@ -1060,7 +1060,7 @@
         <w:szCs w:val="14"/>
         <w:rFonts w:ascii="Cambria" w:cs="Cambria" w:eastAsia="Cambria" w:hAnsi="Cambria"/>
       </w:rPr>
-      <w:t xml:space="preserve">Generated August 2, 2026  |  California Community Colleges  |  CPL Initiative</w:t>
+      <w:t xml:space="preserve">Generated August 3, 2026  |  California Community Colleges  |  CPL Initiative</w:t>
     </w:r>
     <w:r>
       <w:rPr>

--- a/reports/projects/4.6_Report.docx
+++ b/reports/projects/4.6_Report.docx
@@ -64,7 +64,7 @@
           <w:szCs w:val="19"/>
           <w:rFonts w:ascii="Cambria" w:cs="Cambria" w:eastAsia="Cambria" w:hAnsi="Cambria"/>
         </w:rPr>
-        <w:t xml:space="preserve">August 3, 2026</w:t>
+        <w:t xml:space="preserve">August 4, 2026</w:t>
       </w:r>
     </w:p>
     <w:tbl>
@@ -1060,7 +1060,7 @@
         <w:szCs w:val="14"/>
         <w:rFonts w:ascii="Cambria" w:cs="Cambria" w:eastAsia="Cambria" w:hAnsi="Cambria"/>
       </w:rPr>
-      <w:t xml:space="preserve">Generated August 3, 2026  |  California Community Colleges  |  CPL Initiative</w:t>
+      <w:t xml:space="preserve">Generated August 4, 2026  |  California Community Colleges  |  CPL Initiative</w:t>
     </w:r>
     <w:r>
       <w:rPr>

--- a/reports/projects/4.6_Report.docx
+++ b/reports/projects/4.6_Report.docx
@@ -64,7 +64,7 @@
           <w:szCs w:val="19"/>
           <w:rFonts w:ascii="Cambria" w:cs="Cambria" w:eastAsia="Cambria" w:hAnsi="Cambria"/>
         </w:rPr>
-        <w:t xml:space="preserve">August 4, 2026</w:t>
+        <w:t xml:space="preserve">August 5, 2026</w:t>
       </w:r>
     </w:p>
     <w:tbl>
@@ -1060,7 +1060,7 @@
         <w:szCs w:val="14"/>
         <w:rFonts w:ascii="Cambria" w:cs="Cambria" w:eastAsia="Cambria" w:hAnsi="Cambria"/>
       </w:rPr>
-      <w:t xml:space="preserve">Generated August 4, 2026  |  California Community Colleges  |  CPL Initiative</w:t>
+      <w:t xml:space="preserve">Generated August 5, 2026  |  California Community Colleges  |  CPL Initiative</w:t>
     </w:r>
     <w:r>
       <w:rPr>

--- a/reports/projects/4.6_Report.docx
+++ b/reports/projects/4.6_Report.docx
@@ -64,7 +64,7 @@
           <w:szCs w:val="19"/>
           <w:rFonts w:ascii="Cambria" w:cs="Cambria" w:eastAsia="Cambria" w:hAnsi="Cambria"/>
         </w:rPr>
-        <w:t xml:space="preserve">August 5, 2026</w:t>
+        <w:t xml:space="preserve">August 6, 2026</w:t>
       </w:r>
     </w:p>
     <w:tbl>
@@ -1060,7 +1060,7 @@
         <w:szCs w:val="14"/>
         <w:rFonts w:ascii="Cambria" w:cs="Cambria" w:eastAsia="Cambria" w:hAnsi="Cambria"/>
       </w:rPr>
-      <w:t xml:space="preserve">Generated August 5, 2026  |  California Community Colleges  |  CPL Initiative</w:t>
+      <w:t xml:space="preserve">Generated August 6, 2026  |  California Community Colleges  |  CPL Initiative</w:t>
     </w:r>
     <w:r>
       <w:rPr>

--- a/reports/projects/4.6_Report.docx
+++ b/reports/projects/4.6_Report.docx
@@ -64,7 +64,7 @@
           <w:szCs w:val="19"/>
           <w:rFonts w:ascii="Cambria" w:cs="Cambria" w:eastAsia="Cambria" w:hAnsi="Cambria"/>
         </w:rPr>
-        <w:t xml:space="preserve">August 6, 2026</w:t>
+        <w:t xml:space="preserve">August 7, 2026</w:t>
       </w:r>
     </w:p>
     <w:tbl>
@@ -1060,7 +1060,7 @@
         <w:szCs w:val="14"/>
         <w:rFonts w:ascii="Cambria" w:cs="Cambria" w:eastAsia="Cambria" w:hAnsi="Cambria"/>
       </w:rPr>
-      <w:t xml:space="preserve">Generated August 6, 2026  |  California Community Colleges  |  CPL Initiative</w:t>
+      <w:t xml:space="preserve">Generated August 7, 2026  |  California Community Colleges  |  CPL Initiative</w:t>
     </w:r>
     <w:r>
       <w:rPr>

--- a/reports/projects/4.6_Report.docx
+++ b/reports/projects/4.6_Report.docx
@@ -64,7 +64,7 @@
           <w:szCs w:val="19"/>
           <w:rFonts w:ascii="Cambria" w:cs="Cambria" w:eastAsia="Cambria" w:hAnsi="Cambria"/>
         </w:rPr>
-        <w:t xml:space="preserve">August 7, 2026</w:t>
+        <w:t xml:space="preserve">August 8, 2026</w:t>
       </w:r>
     </w:p>
     <w:tbl>
@@ -1060,7 +1060,7 @@
         <w:szCs w:val="14"/>
         <w:rFonts w:ascii="Cambria" w:cs="Cambria" w:eastAsia="Cambria" w:hAnsi="Cambria"/>
       </w:rPr>
-      <w:t xml:space="preserve">Generated August 7, 2026  |  California Community Colleges  |  CPL Initiative</w:t>
+      <w:t xml:space="preserve">Generated August 8, 2026  |  California Community Colleges  |  CPL Initiative</w:t>
     </w:r>
     <w:r>
       <w:rPr>

--- a/reports/projects/4.6_Report.docx
+++ b/reports/projects/4.6_Report.docx
@@ -64,7 +64,7 @@
           <w:szCs w:val="19"/>
           <w:rFonts w:ascii="Cambria" w:cs="Cambria" w:eastAsia="Cambria" w:hAnsi="Cambria"/>
         </w:rPr>
-        <w:t xml:space="preserve">August 8, 2026</w:t>
+        <w:t xml:space="preserve">August 9, 2026</w:t>
       </w:r>
     </w:p>
     <w:tbl>
@@ -1060,7 +1060,7 @@
         <w:szCs w:val="14"/>
         <w:rFonts w:ascii="Cambria" w:cs="Cambria" w:eastAsia="Cambria" w:hAnsi="Cambria"/>
       </w:rPr>
-      <w:t xml:space="preserve">Generated August 8, 2026  |  California Community Colleges  |  CPL Initiative</w:t>
+      <w:t xml:space="preserve">Generated August 9, 2026  |  California Community Colleges  |  CPL Initiative</w:t>
     </w:r>
     <w:r>
       <w:rPr>

--- a/reports/projects/4.6_Report.docx
+++ b/reports/projects/4.6_Report.docx
@@ -64,7 +64,7 @@
           <w:szCs w:val="19"/>
           <w:rFonts w:ascii="Cambria" w:cs="Cambria" w:eastAsia="Cambria" w:hAnsi="Cambria"/>
         </w:rPr>
-        <w:t xml:space="preserve">August 9, 2026</w:t>
+        <w:t xml:space="preserve">August 10, 2026</w:t>
       </w:r>
     </w:p>
     <w:tbl>
@@ -1060,7 +1060,7 @@
         <w:szCs w:val="14"/>
         <w:rFonts w:ascii="Cambria" w:cs="Cambria" w:eastAsia="Cambria" w:hAnsi="Cambria"/>
       </w:rPr>
-      <w:t xml:space="preserve">Generated August 9, 2026  |  California Community Colleges  |  CPL Initiative</w:t>
+      <w:t xml:space="preserve">Generated August 10, 2026  |  California Community Colleges  |  CPL Initiative</w:t>
     </w:r>
     <w:r>
       <w:rPr>

--- a/reports/projects/4.6_Report.docx
+++ b/reports/projects/4.6_Report.docx
@@ -64,7 +64,7 @@
           <w:szCs w:val="19"/>
           <w:rFonts w:ascii="Cambria" w:cs="Cambria" w:eastAsia="Cambria" w:hAnsi="Cambria"/>
         </w:rPr>
-        <w:t xml:space="preserve">August 10, 2026</w:t>
+        <w:t xml:space="preserve">August 11, 2026</w:t>
       </w:r>
     </w:p>
     <w:tbl>
@@ -1060,7 +1060,7 @@
         <w:szCs w:val="14"/>
         <w:rFonts w:ascii="Cambria" w:cs="Cambria" w:eastAsia="Cambria" w:hAnsi="Cambria"/>
       </w:rPr>
-      <w:t xml:space="preserve">Generated August 10, 2026  |  California Community Colleges  |  CPL Initiative</w:t>
+      <w:t xml:space="preserve">Generated August 11, 2026  |  California Community Colleges  |  CPL Initiative</w:t>
     </w:r>
     <w:r>
       <w:rPr>

--- a/reports/projects/4.6_Report.docx
+++ b/reports/projects/4.6_Report.docx
@@ -64,7 +64,7 @@
           <w:szCs w:val="19"/>
           <w:rFonts w:ascii="Cambria" w:cs="Cambria" w:eastAsia="Cambria" w:hAnsi="Cambria"/>
         </w:rPr>
-        <w:t xml:space="preserve">August 11, 2026</w:t>
+        <w:t xml:space="preserve">August 12, 2026</w:t>
       </w:r>
     </w:p>
     <w:tbl>
@@ -1060,7 +1060,7 @@
         <w:szCs w:val="14"/>
         <w:rFonts w:ascii="Cambria" w:cs="Cambria" w:eastAsia="Cambria" w:hAnsi="Cambria"/>
       </w:rPr>
-      <w:t xml:space="preserve">Generated August 11, 2026  |  California Community Colleges  |  CPL Initiative</w:t>
+      <w:t xml:space="preserve">Generated August 12, 2026  |  California Community Colleges  |  CPL Initiative</w:t>
     </w:r>
     <w:r>
       <w:rPr>

--- a/reports/projects/4.6_Report.docx
+++ b/reports/projects/4.6_Report.docx
@@ -64,7 +64,7 @@
           <w:szCs w:val="19"/>
           <w:rFonts w:ascii="Cambria" w:cs="Cambria" w:eastAsia="Cambria" w:hAnsi="Cambria"/>
         </w:rPr>
-        <w:t xml:space="preserve">August 12, 2026</w:t>
+        <w:t xml:space="preserve">August 13, 2026</w:t>
       </w:r>
     </w:p>
     <w:tbl>
@@ -1060,7 +1060,7 @@
         <w:szCs w:val="14"/>
         <w:rFonts w:ascii="Cambria" w:cs="Cambria" w:eastAsia="Cambria" w:hAnsi="Cambria"/>
       </w:rPr>
-      <w:t xml:space="preserve">Generated August 12, 2026  |  California Community Colleges  |  CPL Initiative</w:t>
+      <w:t xml:space="preserve">Generated August 13, 2026  |  California Community Colleges  |  CPL Initiative</w:t>
     </w:r>
     <w:r>
       <w:rPr>

--- a/reports/projects/4.6_Report.docx
+++ b/reports/projects/4.6_Report.docx
@@ -64,7 +64,7 @@
           <w:szCs w:val="19"/>
           <w:rFonts w:ascii="Cambria" w:cs="Cambria" w:eastAsia="Cambria" w:hAnsi="Cambria"/>
         </w:rPr>
-        <w:t xml:space="preserve">August 13, 2026</w:t>
+        <w:t xml:space="preserve">August 14, 2026</w:t>
       </w:r>
     </w:p>
     <w:tbl>
@@ -1060,7 +1060,7 @@
         <w:szCs w:val="14"/>
         <w:rFonts w:ascii="Cambria" w:cs="Cambria" w:eastAsia="Cambria" w:hAnsi="Cambria"/>
       </w:rPr>
-      <w:t xml:space="preserve">Generated August 13, 2026  |  California Community Colleges  |  CPL Initiative</w:t>
+      <w:t xml:space="preserve">Generated August 14, 2026  |  California Community Colleges  |  CPL Initiative</w:t>
     </w:r>
     <w:r>
       <w:rPr>

--- a/reports/projects/4.6_Report.docx
+++ b/reports/projects/4.6_Report.docx
@@ -64,7 +64,7 @@
           <w:szCs w:val="19"/>
           <w:rFonts w:ascii="Cambria" w:cs="Cambria" w:eastAsia="Cambria" w:hAnsi="Cambria"/>
         </w:rPr>
-        <w:t xml:space="preserve">August 14, 2026</w:t>
+        <w:t xml:space="preserve">August 15, 2026</w:t>
       </w:r>
     </w:p>
     <w:tbl>
@@ -1060,7 +1060,7 @@
         <w:szCs w:val="14"/>
         <w:rFonts w:ascii="Cambria" w:cs="Cambria" w:eastAsia="Cambria" w:hAnsi="Cambria"/>
       </w:rPr>
-      <w:t xml:space="preserve">Generated August 14, 2026  |  California Community Colleges  |  CPL Initiative</w:t>
+      <w:t xml:space="preserve">Generated August 15, 2026  |  California Community Colleges  |  CPL Initiative</w:t>
     </w:r>
     <w:r>
       <w:rPr>

--- a/reports/projects/4.6_Report.docx
+++ b/reports/projects/4.6_Report.docx
@@ -64,7 +64,7 @@
           <w:szCs w:val="19"/>
           <w:rFonts w:ascii="Cambria" w:cs="Cambria" w:eastAsia="Cambria" w:hAnsi="Cambria"/>
         </w:rPr>
-        <w:t xml:space="preserve">August 15, 2026</w:t>
+        <w:t xml:space="preserve">August 16, 2026</w:t>
       </w:r>
     </w:p>
     <w:tbl>
@@ -1060,7 +1060,7 @@
         <w:szCs w:val="14"/>
         <w:rFonts w:ascii="Cambria" w:cs="Cambria" w:eastAsia="Cambria" w:hAnsi="Cambria"/>
       </w:rPr>
-      <w:t xml:space="preserve">Generated August 15, 2026  |  California Community Colleges  |  CPL Initiative</w:t>
+      <w:t xml:space="preserve">Generated August 16, 2026  |  California Community Colleges  |  CPL Initiative</w:t>
     </w:r>
     <w:r>
       <w:rPr>

--- a/reports/projects/4.6_Report.docx
+++ b/reports/projects/4.6_Report.docx
@@ -64,7 +64,7 @@
           <w:szCs w:val="19"/>
           <w:rFonts w:ascii="Cambria" w:cs="Cambria" w:eastAsia="Cambria" w:hAnsi="Cambria"/>
         </w:rPr>
-        <w:t xml:space="preserve">August 16, 2026</w:t>
+        <w:t xml:space="preserve">August 17, 2026</w:t>
       </w:r>
     </w:p>
     <w:tbl>
@@ -1060,7 +1060,7 @@
         <w:szCs w:val="14"/>
         <w:rFonts w:ascii="Cambria" w:cs="Cambria" w:eastAsia="Cambria" w:hAnsi="Cambria"/>
       </w:rPr>
-      <w:t xml:space="preserve">Generated August 16, 2026  |  California Community Colleges  |  CPL Initiative</w:t>
+      <w:t xml:space="preserve">Generated August 17, 2026  |  California Community Colleges  |  CPL Initiative</w:t>
     </w:r>
     <w:r>
       <w:rPr>

--- a/reports/projects/4.6_Report.docx
+++ b/reports/projects/4.6_Report.docx
@@ -64,7 +64,7 @@
           <w:szCs w:val="19"/>
           <w:rFonts w:ascii="Cambria" w:cs="Cambria" w:eastAsia="Cambria" w:hAnsi="Cambria"/>
         </w:rPr>
-        <w:t xml:space="preserve">August 17, 2026</w:t>
+        <w:t xml:space="preserve">August 18, 2026</w:t>
       </w:r>
     </w:p>
     <w:tbl>
@@ -1060,7 +1060,7 @@
         <w:szCs w:val="14"/>
         <w:rFonts w:ascii="Cambria" w:cs="Cambria" w:eastAsia="Cambria" w:hAnsi="Cambria"/>
       </w:rPr>
-      <w:t xml:space="preserve">Generated August 17, 2026  |  California Community Colleges  |  CPL Initiative</w:t>
+      <w:t xml:space="preserve">Generated August 18, 2026  |  California Community Colleges  |  CPL Initiative</w:t>
     </w:r>
     <w:r>
       <w:rPr>

--- a/reports/projects/4.6_Report.docx
+++ b/reports/projects/4.6_Report.docx
@@ -64,7 +64,7 @@
           <w:szCs w:val="19"/>
           <w:rFonts w:ascii="Cambria" w:cs="Cambria" w:eastAsia="Cambria" w:hAnsi="Cambria"/>
         </w:rPr>
-        <w:t xml:space="preserve">August 18, 2026</w:t>
+        <w:t xml:space="preserve">August 19, 2026</w:t>
       </w:r>
     </w:p>
     <w:tbl>
@@ -1060,7 +1060,7 @@
         <w:szCs w:val="14"/>
         <w:rFonts w:ascii="Cambria" w:cs="Cambria" w:eastAsia="Cambria" w:hAnsi="Cambria"/>
       </w:rPr>
-      <w:t xml:space="preserve">Generated August 18, 2026  |  California Community Colleges  |  CPL Initiative</w:t>
+      <w:t xml:space="preserve">Generated August 19, 2026  |  California Community Colleges  |  CPL Initiative</w:t>
     </w:r>
     <w:r>
       <w:rPr>

--- a/reports/projects/4.6_Report.docx
+++ b/reports/projects/4.6_Report.docx
@@ -64,7 +64,7 @@
           <w:szCs w:val="19"/>
           <w:rFonts w:ascii="Cambria" w:cs="Cambria" w:eastAsia="Cambria" w:hAnsi="Cambria"/>
         </w:rPr>
-        <w:t xml:space="preserve">August 19, 2026</w:t>
+        <w:t xml:space="preserve">August 20, 2026</w:t>
       </w:r>
     </w:p>
     <w:tbl>
@@ -1060,7 +1060,7 @@
         <w:szCs w:val="14"/>
         <w:rFonts w:ascii="Cambria" w:cs="Cambria" w:eastAsia="Cambria" w:hAnsi="Cambria"/>
       </w:rPr>
-      <w:t xml:space="preserve">Generated August 19, 2026  |  California Community Colleges  |  CPL Initiative</w:t>
+      <w:t xml:space="preserve">Generated August 20, 2026  |  California Community Colleges  |  CPL Initiative</w:t>
     </w:r>
     <w:r>
       <w:rPr>

--- a/reports/projects/4.6_Report.docx
+++ b/reports/projects/4.6_Report.docx
@@ -64,7 +64,7 @@
           <w:szCs w:val="19"/>
           <w:rFonts w:ascii="Cambria" w:cs="Cambria" w:eastAsia="Cambria" w:hAnsi="Cambria"/>
         </w:rPr>
-        <w:t xml:space="preserve">August 20, 2026</w:t>
+        <w:t xml:space="preserve">August 21, 2026</w:t>
       </w:r>
     </w:p>
     <w:tbl>
@@ -1060,7 +1060,7 @@
         <w:szCs w:val="14"/>
         <w:rFonts w:ascii="Cambria" w:cs="Cambria" w:eastAsia="Cambria" w:hAnsi="Cambria"/>
       </w:rPr>
-      <w:t xml:space="preserve">Generated August 20, 2026  |  California Community Colleges  |  CPL Initiative</w:t>
+      <w:t xml:space="preserve">Generated August 21, 2026  |  California Community Colleges  |  CPL Initiative</w:t>
     </w:r>
     <w:r>
       <w:rPr>

--- a/reports/projects/4.6_Report.docx
+++ b/reports/projects/4.6_Report.docx
@@ -64,7 +64,7 @@
           <w:szCs w:val="19"/>
           <w:rFonts w:ascii="Cambria" w:cs="Cambria" w:eastAsia="Cambria" w:hAnsi="Cambria"/>
         </w:rPr>
-        <w:t xml:space="preserve">August 21, 2026</w:t>
+        <w:t xml:space="preserve">August 22, 2026</w:t>
       </w:r>
     </w:p>
     <w:tbl>
@@ -1060,7 +1060,7 @@
         <w:szCs w:val="14"/>
         <w:rFonts w:ascii="Cambria" w:cs="Cambria" w:eastAsia="Cambria" w:hAnsi="Cambria"/>
       </w:rPr>
-      <w:t xml:space="preserve">Generated August 21, 2026  |  California Community Colleges  |  CPL Initiative</w:t>
+      <w:t xml:space="preserve">Generated August 22, 2026  |  California Community Colleges  |  CPL Initiative</w:t>
     </w:r>
     <w:r>
       <w:rPr>

--- a/reports/projects/4.6_Report.docx
+++ b/reports/projects/4.6_Report.docx
@@ -64,7 +64,7 @@
           <w:szCs w:val="19"/>
           <w:rFonts w:ascii="Cambria" w:cs="Cambria" w:eastAsia="Cambria" w:hAnsi="Cambria"/>
         </w:rPr>
-        <w:t xml:space="preserve">August 22, 2026</w:t>
+        <w:t xml:space="preserve">August 23, 2026</w:t>
       </w:r>
     </w:p>
     <w:tbl>
@@ -1060,7 +1060,7 @@
         <w:szCs w:val="14"/>
         <w:rFonts w:ascii="Cambria" w:cs="Cambria" w:eastAsia="Cambria" w:hAnsi="Cambria"/>
       </w:rPr>
-      <w:t xml:space="preserve">Generated August 22, 2026  |  California Community Colleges  |  CPL Initiative</w:t>
+      <w:t xml:space="preserve">Generated August 23, 2026  |  California Community Colleges  |  CPL Initiative</w:t>
     </w:r>
     <w:r>
       <w:rPr>

--- a/reports/projects/4.6_Report.docx
+++ b/reports/projects/4.6_Report.docx
@@ -64,7 +64,7 @@
           <w:szCs w:val="19"/>
           <w:rFonts w:ascii="Cambria" w:cs="Cambria" w:eastAsia="Cambria" w:hAnsi="Cambria"/>
         </w:rPr>
-        <w:t xml:space="preserve">August 23, 2026</w:t>
+        <w:t xml:space="preserve">August 24, 2026</w:t>
       </w:r>
     </w:p>
     <w:tbl>
@@ -1060,7 +1060,7 @@
         <w:szCs w:val="14"/>
         <w:rFonts w:ascii="Cambria" w:cs="Cambria" w:eastAsia="Cambria" w:hAnsi="Cambria"/>
       </w:rPr>
-      <w:t xml:space="preserve">Generated August 23, 2026  |  California Community Colleges  |  CPL Initiative</w:t>
+      <w:t xml:space="preserve">Generated August 24, 2026  |  California Community Colleges  |  CPL Initiative</w:t>
     </w:r>
     <w:r>
       <w:rPr>

--- a/reports/projects/4.6_Report.docx
+++ b/reports/projects/4.6_Report.docx
@@ -64,7 +64,7 @@
           <w:szCs w:val="19"/>
           <w:rFonts w:ascii="Cambria" w:cs="Cambria" w:eastAsia="Cambria" w:hAnsi="Cambria"/>
         </w:rPr>
-        <w:t xml:space="preserve">August 24, 2026</w:t>
+        <w:t xml:space="preserve">August 25, 2026</w:t>
       </w:r>
     </w:p>
     <w:tbl>
@@ -1060,7 +1060,7 @@
         <w:szCs w:val="14"/>
         <w:rFonts w:ascii="Cambria" w:cs="Cambria" w:eastAsia="Cambria" w:hAnsi="Cambria"/>
       </w:rPr>
-      <w:t xml:space="preserve">Generated August 24, 2026  |  California Community Colleges  |  CPL Initiative</w:t>
+      <w:t xml:space="preserve">Generated August 25, 2026  |  California Community Colleges  |  CPL Initiative</w:t>
     </w:r>
     <w:r>
       <w:rPr>

--- a/reports/projects/4.6_Report.docx
+++ b/reports/projects/4.6_Report.docx
@@ -64,7 +64,7 @@
           <w:szCs w:val="19"/>
           <w:rFonts w:ascii="Cambria" w:cs="Cambria" w:eastAsia="Cambria" w:hAnsi="Cambria"/>
         </w:rPr>
-        <w:t xml:space="preserve">August 25, 2026</w:t>
+        <w:t xml:space="preserve">August 26, 2026</w:t>
       </w:r>
     </w:p>
     <w:tbl>
@@ -1060,7 +1060,7 @@
         <w:szCs w:val="14"/>
         <w:rFonts w:ascii="Cambria" w:cs="Cambria" w:eastAsia="Cambria" w:hAnsi="Cambria"/>
       </w:rPr>
-      <w:t xml:space="preserve">Generated August 25, 2026  |  California Community Colleges  |  CPL Initiative</w:t>
+      <w:t xml:space="preserve">Generated August 26, 2026  |  California Community Colleges  |  CPL Initiative</w:t>
     </w:r>
     <w:r>
       <w:rPr>

--- a/reports/projects/4.6_Report.docx
+++ b/reports/projects/4.6_Report.docx
@@ -64,7 +64,7 @@
           <w:szCs w:val="19"/>
           <w:rFonts w:ascii="Cambria" w:cs="Cambria" w:eastAsia="Cambria" w:hAnsi="Cambria"/>
         </w:rPr>
-        <w:t xml:space="preserve">August 26, 2026</w:t>
+        <w:t xml:space="preserve">August 27, 2026</w:t>
       </w:r>
     </w:p>
     <w:tbl>
@@ -1060,7 +1060,7 @@
         <w:szCs w:val="14"/>
         <w:rFonts w:ascii="Cambria" w:cs="Cambria" w:eastAsia="Cambria" w:hAnsi="Cambria"/>
       </w:rPr>
-      <w:t xml:space="preserve">Generated August 26, 2026  |  California Community Colleges  |  CPL Initiative</w:t>
+      <w:t xml:space="preserve">Generated August 27, 2026  |  California Community Colleges  |  CPL Initiative</w:t>
     </w:r>
     <w:r>
       <w:rPr>

--- a/reports/projects/4.6_Report.docx
+++ b/reports/projects/4.6_Report.docx
@@ -64,7 +64,7 @@
           <w:szCs w:val="19"/>
           <w:rFonts w:ascii="Cambria" w:cs="Cambria" w:eastAsia="Cambria" w:hAnsi="Cambria"/>
         </w:rPr>
-        <w:t xml:space="preserve">August 27, 2026</w:t>
+        <w:t xml:space="preserve">August 28, 2026</w:t>
       </w:r>
     </w:p>
     <w:tbl>
@@ -1060,7 +1060,7 @@
         <w:szCs w:val="14"/>
         <w:rFonts w:ascii="Cambria" w:cs="Cambria" w:eastAsia="Cambria" w:hAnsi="Cambria"/>
       </w:rPr>
-      <w:t xml:space="preserve">Generated August 27, 2026  |  California Community Colleges  |  CPL Initiative</w:t>
+      <w:t xml:space="preserve">Generated August 28, 2026  |  California Community Colleges  |  CPL Initiative</w:t>
     </w:r>
     <w:r>
       <w:rPr>

--- a/reports/projects/4.6_Report.docx
+++ b/reports/projects/4.6_Report.docx
@@ -64,7 +64,7 @@
           <w:szCs w:val="19"/>
           <w:rFonts w:ascii="Cambria" w:cs="Cambria" w:eastAsia="Cambria" w:hAnsi="Cambria"/>
         </w:rPr>
-        <w:t xml:space="preserve">August 28, 2026</w:t>
+        <w:t xml:space="preserve">August 29, 2026</w:t>
       </w:r>
     </w:p>
     <w:tbl>
@@ -1060,7 +1060,7 @@
         <w:szCs w:val="14"/>
         <w:rFonts w:ascii="Cambria" w:cs="Cambria" w:eastAsia="Cambria" w:hAnsi="Cambria"/>
       </w:rPr>
-      <w:t xml:space="preserve">Generated August 28, 2026  |  California Community Colleges  |  CPL Initiative</w:t>
+      <w:t xml:space="preserve">Generated August 29, 2026  |  California Community Colleges  |  CPL Initiative</w:t>
     </w:r>
     <w:r>
       <w:rPr>

--- a/reports/projects/4.6_Report.docx
+++ b/reports/projects/4.6_Report.docx
@@ -64,7 +64,7 @@
           <w:szCs w:val="19"/>
           <w:rFonts w:ascii="Cambria" w:cs="Cambria" w:eastAsia="Cambria" w:hAnsi="Cambria"/>
         </w:rPr>
-        <w:t xml:space="preserve">August 29, 2026</w:t>
+        <w:t xml:space="preserve">August 30, 2026</w:t>
       </w:r>
     </w:p>
     <w:tbl>
@@ -1060,7 +1060,7 @@
         <w:szCs w:val="14"/>
         <w:rFonts w:ascii="Cambria" w:cs="Cambria" w:eastAsia="Cambria" w:hAnsi="Cambria"/>
       </w:rPr>
-      <w:t xml:space="preserve">Generated August 29, 2026  |  California Community Colleges  |  CPL Initiative</w:t>
+      <w:t xml:space="preserve">Generated August 30, 2026  |  California Community Colleges  |  CPL Initiative</w:t>
     </w:r>
     <w:r>
       <w:rPr>

--- a/reports/projects/4.6_Report.docx
+++ b/reports/projects/4.6_Report.docx
@@ -64,7 +64,7 @@
           <w:szCs w:val="19"/>
           <w:rFonts w:ascii="Cambria" w:cs="Cambria" w:eastAsia="Cambria" w:hAnsi="Cambria"/>
         </w:rPr>
-        <w:t xml:space="preserve">August 30, 2026</w:t>
+        <w:t xml:space="preserve">August 31, 2026</w:t>
       </w:r>
     </w:p>
     <w:tbl>
@@ -1060,7 +1060,7 @@
         <w:szCs w:val="14"/>
         <w:rFonts w:ascii="Cambria" w:cs="Cambria" w:eastAsia="Cambria" w:hAnsi="Cambria"/>
       </w:rPr>
-      <w:t xml:space="preserve">Generated August 30, 2026  |  California Community Colleges  |  CPL Initiative</w:t>
+      <w:t xml:space="preserve">Generated August 31, 2026  |  California Community Colleges  |  CPL Initiative</w:t>
     </w:r>
     <w:r>
       <w:rPr>

--- a/reports/projects/4.6_Report.docx
+++ b/reports/projects/4.6_Report.docx
@@ -64,7 +64,7 @@
           <w:szCs w:val="19"/>
           <w:rFonts w:ascii="Cambria" w:cs="Cambria" w:eastAsia="Cambria" w:hAnsi="Cambria"/>
         </w:rPr>
-        <w:t xml:space="preserve">August 31, 2026</w:t>
+        <w:t xml:space="preserve">September 1, 2026</w:t>
       </w:r>
     </w:p>
     <w:tbl>
@@ -1060,7 +1060,7 @@
         <w:szCs w:val="14"/>
         <w:rFonts w:ascii="Cambria" w:cs="Cambria" w:eastAsia="Cambria" w:hAnsi="Cambria"/>
       </w:rPr>
-      <w:t xml:space="preserve">Generated August 31, 2026  |  California Community Colleges  |  CPL Initiative</w:t>
+      <w:t xml:space="preserve">Generated September 1, 2026  |  California Community Colleges  |  CPL Initiative</w:t>
     </w:r>
     <w:r>
       <w:rPr>

--- a/reports/projects/4.6_Report.docx
+++ b/reports/projects/4.6_Report.docx
@@ -64,7 +64,7 @@
           <w:szCs w:val="19"/>
           <w:rFonts w:ascii="Cambria" w:cs="Cambria" w:eastAsia="Cambria" w:hAnsi="Cambria"/>
         </w:rPr>
-        <w:t xml:space="preserve">September 1, 2026</w:t>
+        <w:t xml:space="preserve">September 2, 2026</w:t>
       </w:r>
     </w:p>
     <w:tbl>
@@ -1060,7 +1060,7 @@
         <w:szCs w:val="14"/>
         <w:rFonts w:ascii="Cambria" w:cs="Cambria" w:eastAsia="Cambria" w:hAnsi="Cambria"/>
       </w:rPr>
-      <w:t xml:space="preserve">Generated September 1, 2026  |  California Community Colleges  |  CPL Initiative</w:t>
+      <w:t xml:space="preserve">Generated September 2, 2026  |  California Community Colleges  |  CPL Initiative</w:t>
     </w:r>
     <w:r>
       <w:rPr>

--- a/reports/projects/4.6_Report.docx
+++ b/reports/projects/4.6_Report.docx
@@ -64,7 +64,7 @@
           <w:szCs w:val="19"/>
           <w:rFonts w:ascii="Cambria" w:cs="Cambria" w:eastAsia="Cambria" w:hAnsi="Cambria"/>
         </w:rPr>
-        <w:t xml:space="preserve">September 2, 2026</w:t>
+        <w:t xml:space="preserve">September 3, 2026</w:t>
       </w:r>
     </w:p>
     <w:tbl>
@@ -1060,7 +1060,7 @@
         <w:szCs w:val="14"/>
         <w:rFonts w:ascii="Cambria" w:cs="Cambria" w:eastAsia="Cambria" w:hAnsi="Cambria"/>
       </w:rPr>
-      <w:t xml:space="preserve">Generated September 2, 2026  |  California Community Colleges  |  CPL Initiative</w:t>
+      <w:t xml:space="preserve">Generated September 3, 2026  |  California Community Colleges  |  CPL Initiative</w:t>
     </w:r>
     <w:r>
       <w:rPr>

--- a/reports/projects/4.6_Report.docx
+++ b/reports/projects/4.6_Report.docx
@@ -64,7 +64,7 @@
           <w:szCs w:val="19"/>
           <w:rFonts w:ascii="Cambria" w:cs="Cambria" w:eastAsia="Cambria" w:hAnsi="Cambria"/>
         </w:rPr>
-        <w:t xml:space="preserve">September 3, 2026</w:t>
+        <w:t xml:space="preserve">September 4, 2026</w:t>
       </w:r>
     </w:p>
     <w:tbl>
@@ -1060,7 +1060,7 @@
         <w:szCs w:val="14"/>
         <w:rFonts w:ascii="Cambria" w:cs="Cambria" w:eastAsia="Cambria" w:hAnsi="Cambria"/>
       </w:rPr>
-      <w:t xml:space="preserve">Generated September 3, 2026  |  California Community Colleges  |  CPL Initiative</w:t>
+      <w:t xml:space="preserve">Generated September 4, 2026  |  California Community Colleges  |  CPL Initiative</w:t>
     </w:r>
     <w:r>
       <w:rPr>

--- a/reports/projects/4.6_Report.docx
+++ b/reports/projects/4.6_Report.docx
@@ -64,7 +64,7 @@
           <w:szCs w:val="19"/>
           <w:rFonts w:ascii="Cambria" w:cs="Cambria" w:eastAsia="Cambria" w:hAnsi="Cambria"/>
         </w:rPr>
-        <w:t xml:space="preserve">September 4, 2026</w:t>
+        <w:t xml:space="preserve">September 5, 2026</w:t>
       </w:r>
     </w:p>
     <w:tbl>
@@ -1060,7 +1060,7 @@
         <w:szCs w:val="14"/>
         <w:rFonts w:ascii="Cambria" w:cs="Cambria" w:eastAsia="Cambria" w:hAnsi="Cambria"/>
       </w:rPr>
-      <w:t xml:space="preserve">Generated September 4, 2026  |  California Community Colleges  |  CPL Initiative</w:t>
+      <w:t xml:space="preserve">Generated September 5, 2026  |  California Community Colleges  |  CPL Initiative</w:t>
     </w:r>
     <w:r>
       <w:rPr>

--- a/reports/projects/4.6_Report.docx
+++ b/reports/projects/4.6_Report.docx
@@ -64,7 +64,7 @@
           <w:szCs w:val="19"/>
           <w:rFonts w:ascii="Cambria" w:cs="Cambria" w:eastAsia="Cambria" w:hAnsi="Cambria"/>
         </w:rPr>
-        <w:t xml:space="preserve">September 5, 2026</w:t>
+        <w:t xml:space="preserve">September 6, 2026</w:t>
       </w:r>
     </w:p>
     <w:tbl>
@@ -1060,7 +1060,7 @@
         <w:szCs w:val="14"/>
         <w:rFonts w:ascii="Cambria" w:cs="Cambria" w:eastAsia="Cambria" w:hAnsi="Cambria"/>
       </w:rPr>
-      <w:t xml:space="preserve">Generated September 5, 2026  |  California Community Colleges  |  CPL Initiative</w:t>
+      <w:t xml:space="preserve">Generated September 6, 2026  |  California Community Colleges  |  CPL Initiative</w:t>
     </w:r>
     <w:r>
       <w:rPr>

--- a/reports/projects/4.6_Report.docx
+++ b/reports/projects/4.6_Report.docx
@@ -64,7 +64,7 @@
           <w:szCs w:val="19"/>
           <w:rFonts w:ascii="Cambria" w:cs="Cambria" w:eastAsia="Cambria" w:hAnsi="Cambria"/>
         </w:rPr>
-        <w:t xml:space="preserve">September 6, 2026</w:t>
+        <w:t xml:space="preserve">September 7, 2026</w:t>
       </w:r>
     </w:p>
     <w:tbl>
@@ -1060,7 +1060,7 @@
         <w:szCs w:val="14"/>
         <w:rFonts w:ascii="Cambria" w:cs="Cambria" w:eastAsia="Cambria" w:hAnsi="Cambria"/>
       </w:rPr>
-      <w:t xml:space="preserve">Generated September 6, 2026  |  California Community Colleges  |  CPL Initiative</w:t>
+      <w:t xml:space="preserve">Generated September 7, 2026  |  California Community Colleges  |  CPL Initiative</w:t>
     </w:r>
     <w:r>
       <w:rPr>

--- a/reports/projects/4.6_Report.docx
+++ b/reports/projects/4.6_Report.docx
@@ -64,7 +64,7 @@
           <w:szCs w:val="19"/>
           <w:rFonts w:ascii="Cambria" w:cs="Cambria" w:eastAsia="Cambria" w:hAnsi="Cambria"/>
         </w:rPr>
-        <w:t xml:space="preserve">September 7, 2026</w:t>
+        <w:t xml:space="preserve">September 8, 2026</w:t>
       </w:r>
     </w:p>
     <w:tbl>
@@ -1060,7 +1060,7 @@
         <w:szCs w:val="14"/>
         <w:rFonts w:ascii="Cambria" w:cs="Cambria" w:eastAsia="Cambria" w:hAnsi="Cambria"/>
       </w:rPr>
-      <w:t xml:space="preserve">Generated September 7, 2026  |  California Community Colleges  |  CPL Initiative</w:t>
+      <w:t xml:space="preserve">Generated September 8, 2026  |  California Community Colleges  |  CPL Initiative</w:t>
     </w:r>
     <w:r>
       <w:rPr>

--- a/reports/projects/4.6_Report.docx
+++ b/reports/projects/4.6_Report.docx
@@ -64,7 +64,7 @@
           <w:szCs w:val="19"/>
           <w:rFonts w:ascii="Cambria" w:cs="Cambria" w:eastAsia="Cambria" w:hAnsi="Cambria"/>
         </w:rPr>
-        <w:t xml:space="preserve">September 8, 2026</w:t>
+        <w:t xml:space="preserve">September 10, 2026</w:t>
       </w:r>
     </w:p>
     <w:tbl>
@@ -1060,7 +1060,7 @@
         <w:szCs w:val="14"/>
         <w:rFonts w:ascii="Cambria" w:cs="Cambria" w:eastAsia="Cambria" w:hAnsi="Cambria"/>
       </w:rPr>
-      <w:t xml:space="preserve">Generated September 8, 2026  |  California Community Colleges  |  CPL Initiative</w:t>
+      <w:t xml:space="preserve">Generated September 10, 2026  |  California Community Colleges  |  CPL Initiative</w:t>
     </w:r>
     <w:r>
       <w:rPr>

--- a/reports/projects/4.6_Report.docx
+++ b/reports/projects/4.6_Report.docx
@@ -64,7 +64,7 @@
           <w:szCs w:val="19"/>
           <w:rFonts w:ascii="Cambria" w:cs="Cambria" w:eastAsia="Cambria" w:hAnsi="Cambria"/>
         </w:rPr>
-        <w:t xml:space="preserve">September 10, 2026</w:t>
+        <w:t xml:space="preserve">September 11, 2026</w:t>
       </w:r>
     </w:p>
     <w:tbl>
@@ -1060,7 +1060,7 @@
         <w:szCs w:val="14"/>
         <w:rFonts w:ascii="Cambria" w:cs="Cambria" w:eastAsia="Cambria" w:hAnsi="Cambria"/>
       </w:rPr>
-      <w:t xml:space="preserve">Generated September 10, 2026  |  California Community Colleges  |  CPL Initiative</w:t>
+      <w:t xml:space="preserve">Generated September 11, 2026  |  California Community Colleges  |  CPL Initiative</w:t>
     </w:r>
     <w:r>
       <w:rPr>

--- a/reports/projects/4.6_Report.docx
+++ b/reports/projects/4.6_Report.docx
@@ -64,7 +64,7 @@
           <w:szCs w:val="19"/>
           <w:rFonts w:ascii="Cambria" w:cs="Cambria" w:eastAsia="Cambria" w:hAnsi="Cambria"/>
         </w:rPr>
-        <w:t xml:space="preserve">September 11, 2026</w:t>
+        <w:t xml:space="preserve">September 12, 2026</w:t>
       </w:r>
     </w:p>
     <w:tbl>
@@ -1060,7 +1060,7 @@
         <w:szCs w:val="14"/>
         <w:rFonts w:ascii="Cambria" w:cs="Cambria" w:eastAsia="Cambria" w:hAnsi="Cambria"/>
       </w:rPr>
-      <w:t xml:space="preserve">Generated September 11, 2026  |  California Community Colleges  |  CPL Initiative</w:t>
+      <w:t xml:space="preserve">Generated September 12, 2026  |  California Community Colleges  |  CPL Initiative</w:t>
     </w:r>
     <w:r>
       <w:rPr>
